--- a/LAB5/Lab5_11CNPM2_1150080120_HoangThanhTra.docx
+++ b/LAB5/Lab5_11CNPM2_1150080120_HoangThanhTra.docx
@@ -54,28 +54,23 @@
         <w:t>Link Youtube:</w:t>
       </w:r>
       <w:r>
-        <w:rPr>
-          <w:highlight w:val="yellow"/>
-        </w:rPr>
+        <w:rPr/>
         <w:t xml:space="preserve"> </w:t>
       </w:r>
       <w:r>
         <w:rPr>
-          <w:highlight w:val="none"/>
           <w:lang w:val="en-US"/>
         </w:rPr>
         <w:fldChar w:fldCharType="begin"/>
       </w:r>
       <w:r>
         <w:rPr>
-          <w:highlight w:val="none"/>
           <w:lang w:val="en-US"/>
         </w:rPr>
         <w:instrText xml:space="preserve"> HYPERLINK "https://youtu.be/lk4EdLtkH1o" </w:instrText>
       </w:r>
       <w:r>
         <w:rPr>
-          <w:highlight w:val="none"/>
           <w:lang w:val="en-US"/>
         </w:rPr>
         <w:fldChar w:fldCharType="separate"/>
@@ -83,14 +78,12 @@
       <w:r>
         <w:rPr>
           <w:rStyle w:val="20"/>
-          <w:highlight w:val="none"/>
           <w:lang w:val="en-US"/>
         </w:rPr>
         <w:t>https://youtu.be/lk4EdLtkH1o</w:t>
       </w:r>
       <w:r>
         <w:rPr>
-          <w:highlight w:val="none"/>
           <w:lang w:val="en-US"/>
         </w:rPr>
         <w:fldChar w:fldCharType="end"/>

--- a/LAB5/Lab5_11CNPM2_1150080120_HoangThanhTra.docx
+++ b/LAB5/Lab5_11CNPM2_1150080120_HoangThanhTra.docx
@@ -54,7 +54,6 @@
         <w:t>Link Youtube:</w:t>
       </w:r>
       <w:r>
-        <w:rPr/>
         <w:t xml:space="preserve"> </w:t>
       </w:r>
       <w:r>
@@ -197,12 +196,6 @@
             <w:insideH w:val="single" w:color="auto" w:sz="4" w:space="0"/>
             <w:insideV w:val="single" w:color="auto" w:sz="4" w:space="0"/>
           </w:tblBorders>
-          <w:tblCellMar>
-            <w:top w:w="0" w:type="dxa"/>
-            <w:left w:w="108" w:type="dxa"/>
-            <w:bottom w:w="0" w:type="dxa"/>
-            <w:right w:w="108" w:type="dxa"/>
-          </w:tblCellMar>
         </w:tblPrEx>
         <w:tc>
           <w:tcPr>
@@ -338,6 +331,12 @@
             <w:insideH w:val="single" w:color="auto" w:sz="4" w:space="0"/>
             <w:insideV w:val="single" w:color="auto" w:sz="4" w:space="0"/>
           </w:tblBorders>
+          <w:tblCellMar>
+            <w:top w:w="0" w:type="dxa"/>
+            <w:left w:w="108" w:type="dxa"/>
+            <w:bottom w:w="0" w:type="dxa"/>
+            <w:right w:w="108" w:type="dxa"/>
+          </w:tblCellMar>
         </w:tblPrEx>
         <w:tc>
           <w:tcPr>
@@ -1494,16 +1493,18 @@
     <w:p>
       <w:pPr>
         <w:jc w:val="center"/>
+        <w:rPr>
+          <w:b w:val="0"/>
+          <w:i/>
+          <w:sz w:val="22"/>
+        </w:rPr>
       </w:pPr>
       <w:r>
-        <w:rPr>
-          <w:rFonts w:ascii="Times New Roman" w:hAnsi="Times New Roman" w:cs="Times New Roman"/>
-        </w:rPr>
         <w:drawing>
-          <wp:inline distT="0" distB="0" distL="0" distR="0">
-            <wp:extent cx="6309360" cy="4162425"/>
-            <wp:effectExtent l="0" t="0" r="0" b="13335"/>
-            <wp:docPr id="2056219718" name="Picture 1"/>
+          <wp:inline distT="0" distB="0" distL="114300" distR="114300">
+            <wp:extent cx="5483225" cy="5648325"/>
+            <wp:effectExtent l="0" t="0" r="3175" b="5715"/>
+            <wp:docPr id="7" name="Picture 4"/>
             <wp:cNvGraphicFramePr>
               <a:graphicFrameLocks xmlns:a="http://schemas.openxmlformats.org/drawingml/2006/main" noChangeAspect="1"/>
             </wp:cNvGraphicFramePr>
@@ -1511,7 +1512,7 @@
               <a:graphicData uri="http://schemas.openxmlformats.org/drawingml/2006/picture">
                 <pic:pic xmlns:pic="http://schemas.openxmlformats.org/drawingml/2006/picture">
                   <pic:nvPicPr>
-                    <pic:cNvPr id="2056219718" name="Picture 1"/>
+                    <pic:cNvPr id="7" name="Picture 4"/>
                     <pic:cNvPicPr>
                       <a:picLocks noChangeAspect="1"/>
                     </pic:cNvPicPr>
@@ -1525,11 +1526,15 @@
                   <pic:spPr>
                     <a:xfrm>
                       <a:off x="0" y="0"/>
-                      <a:ext cx="6309360" cy="4162425"/>
+                      <a:ext cx="5483225" cy="5648325"/>
                     </a:xfrm>
                     <a:prstGeom prst="rect">
                       <a:avLst/>
                     </a:prstGeom>
+                    <a:noFill/>
+                    <a:ln>
+                      <a:noFill/>
+                    </a:ln>
                   </pic:spPr>
                 </pic:pic>
               </a:graphicData>
@@ -1538,14 +1543,11 @@
         </w:drawing>
       </w:r>
       <w:r>
-        <w:rPr>
-          <w:rFonts w:ascii="Times New Roman" w:hAnsi="Times New Roman" w:cs="Times New Roman"/>
-        </w:rPr>
         <w:drawing>
-          <wp:inline distT="0" distB="0" distL="0" distR="0">
-            <wp:extent cx="5814060" cy="4274820"/>
-            <wp:effectExtent l="0" t="0" r="7620" b="7620"/>
-            <wp:docPr id="473804192" name="Picture 1"/>
+          <wp:inline distT="0" distB="0" distL="114300" distR="114300">
+            <wp:extent cx="5486400" cy="2914650"/>
+            <wp:effectExtent l="0" t="0" r="0" b="11430"/>
+            <wp:docPr id="8" name="Picture 5"/>
             <wp:cNvGraphicFramePr>
               <a:graphicFrameLocks xmlns:a="http://schemas.openxmlformats.org/drawingml/2006/main" noChangeAspect="1"/>
             </wp:cNvGraphicFramePr>
@@ -1553,7 +1555,7 @@
               <a:graphicData uri="http://schemas.openxmlformats.org/drawingml/2006/picture">
                 <pic:pic xmlns:pic="http://schemas.openxmlformats.org/drawingml/2006/picture">
                   <pic:nvPicPr>
-                    <pic:cNvPr id="473804192" name="Picture 1"/>
+                    <pic:cNvPr id="8" name="Picture 5"/>
                     <pic:cNvPicPr>
                       <a:picLocks noChangeAspect="1"/>
                     </pic:cNvPicPr>
@@ -1567,11 +1569,15 @@
                   <pic:spPr>
                     <a:xfrm>
                       <a:off x="0" y="0"/>
-                      <a:ext cx="5814564" cy="4275190"/>
+                      <a:ext cx="5486400" cy="2914650"/>
                     </a:xfrm>
                     <a:prstGeom prst="rect">
                       <a:avLst/>
                     </a:prstGeom>
+                    <a:noFill/>
+                    <a:ln>
+                      <a:noFill/>
+                    </a:ln>
                   </pic:spPr>
                 </pic:pic>
               </a:graphicData>
@@ -1586,6 +1592,59 @@
           <w:sz w:val="22"/>
         </w:rPr>
         <w:t>Hình 3. Console pfSense đặt LAN 10.0.0.1/8, không bật DHCP</w:t>
+      </w:r>
+    </w:p>
+    <w:p>
+      <w:pPr>
+        <w:jc w:val="center"/>
+        <w:rPr>
+          <w:b w:val="0"/>
+          <w:i/>
+          <w:sz w:val="22"/>
+        </w:rPr>
+      </w:pPr>
+      <w:r>
+        <w:drawing>
+          <wp:inline distT="0" distB="0" distL="114300" distR="114300">
+            <wp:extent cx="5478780" cy="3340735"/>
+            <wp:effectExtent l="0" t="0" r="7620" b="12065"/>
+            <wp:docPr id="10" name="Picture 7"/>
+            <wp:cNvGraphicFramePr>
+              <a:graphicFrameLocks xmlns:a="http://schemas.openxmlformats.org/drawingml/2006/main" noChangeAspect="1"/>
+            </wp:cNvGraphicFramePr>
+            <a:graphic xmlns:a="http://schemas.openxmlformats.org/drawingml/2006/main">
+              <a:graphicData uri="http://schemas.openxmlformats.org/drawingml/2006/picture">
+                <pic:pic xmlns:pic="http://schemas.openxmlformats.org/drawingml/2006/picture">
+                  <pic:nvPicPr>
+                    <pic:cNvPr id="10" name="Picture 7"/>
+                    <pic:cNvPicPr>
+                      <a:picLocks noChangeAspect="1"/>
+                    </pic:cNvPicPr>
+                  </pic:nvPicPr>
+                  <pic:blipFill>
+                    <a:blip r:embed="rId10"/>
+                    <a:stretch>
+                      <a:fillRect/>
+                    </a:stretch>
+                  </pic:blipFill>
+                  <pic:spPr>
+                    <a:xfrm>
+                      <a:off x="0" y="0"/>
+                      <a:ext cx="5478780" cy="3340735"/>
+                    </a:xfrm>
+                    <a:prstGeom prst="rect">
+                      <a:avLst/>
+                    </a:prstGeom>
+                    <a:noFill/>
+                    <a:ln>
+                      <a:noFill/>
+                    </a:ln>
+                  </pic:spPr>
+                </pic:pic>
+              </a:graphicData>
+            </a:graphic>
+          </wp:inline>
+        </w:drawing>
       </w:r>
     </w:p>
     <w:p>
@@ -1609,16 +1668,18 @@
     <w:p>
       <w:pPr>
         <w:jc w:val="center"/>
+        <w:rPr>
+          <w:b w:val="0"/>
+          <w:i/>
+          <w:sz w:val="22"/>
+        </w:rPr>
       </w:pPr>
       <w:r>
-        <w:rPr>
-          <w:rFonts w:ascii="Times New Roman" w:hAnsi="Times New Roman" w:cs="Times New Roman"/>
-        </w:rPr>
         <w:drawing>
-          <wp:inline distT="0" distB="0" distL="0" distR="0">
-            <wp:extent cx="5814060" cy="4274820"/>
-            <wp:effectExtent l="0" t="0" r="7620" b="7620"/>
-            <wp:docPr id="4" name="Picture 1"/>
+          <wp:inline distT="0" distB="0" distL="114300" distR="114300">
+            <wp:extent cx="5486400" cy="2914650"/>
+            <wp:effectExtent l="0" t="0" r="0" b="11430"/>
+            <wp:docPr id="11" name="Picture 8"/>
             <wp:cNvGraphicFramePr>
               <a:graphicFrameLocks xmlns:a="http://schemas.openxmlformats.org/drawingml/2006/main" noChangeAspect="1"/>
             </wp:cNvGraphicFramePr>
@@ -1626,13 +1687,13 @@
               <a:graphicData uri="http://schemas.openxmlformats.org/drawingml/2006/picture">
                 <pic:pic xmlns:pic="http://schemas.openxmlformats.org/drawingml/2006/picture">
                   <pic:nvPicPr>
-                    <pic:cNvPr id="4" name="Picture 1"/>
+                    <pic:cNvPr id="11" name="Picture 8"/>
                     <pic:cNvPicPr>
                       <a:picLocks noChangeAspect="1"/>
                     </pic:cNvPicPr>
                   </pic:nvPicPr>
                   <pic:blipFill>
-                    <a:blip r:embed="rId9"/>
+                    <a:blip r:embed="rId11"/>
                     <a:stretch>
                       <a:fillRect/>
                     </a:stretch>
@@ -1640,11 +1701,15 @@
                   <pic:spPr>
                     <a:xfrm>
                       <a:off x="0" y="0"/>
-                      <a:ext cx="5814564" cy="4275190"/>
+                      <a:ext cx="5486400" cy="2914650"/>
                     </a:xfrm>
                     <a:prstGeom prst="rect">
                       <a:avLst/>
                     </a:prstGeom>
+                    <a:noFill/>
+                    <a:ln>
+                      <a:noFill/>
+                    </a:ln>
                   </pic:spPr>
                 </pic:pic>
               </a:graphicData>
@@ -1652,6 +1717,16 @@
           </wp:inline>
         </w:drawing>
       </w:r>
+    </w:p>
+    <w:p>
+      <w:pPr>
+        <w:jc w:val="center"/>
+        <w:rPr>
+          <w:b w:val="0"/>
+          <w:i/>
+          <w:sz w:val="22"/>
+        </w:rPr>
+      </w:pPr>
       <w:r>
         <w:rPr>
           <w:b w:val="0"/>
@@ -1659,6 +1734,59 @@
           <w:sz w:val="22"/>
         </w:rPr>
         <w:t>Hình 4. Dashboard pfSense (WAN nhận IP qua DHCP, LAN 10.0.0.1)</w:t>
+      </w:r>
+    </w:p>
+    <w:p>
+      <w:pPr>
+        <w:jc w:val="center"/>
+        <w:rPr>
+          <w:b w:val="0"/>
+          <w:i/>
+          <w:sz w:val="22"/>
+        </w:rPr>
+      </w:pPr>
+      <w:r>
+        <w:drawing>
+          <wp:inline distT="0" distB="0" distL="114300" distR="114300">
+            <wp:extent cx="5486400" cy="2914650"/>
+            <wp:effectExtent l="0" t="0" r="0" b="11430"/>
+            <wp:docPr id="12" name="Picture 9"/>
+            <wp:cNvGraphicFramePr>
+              <a:graphicFrameLocks xmlns:a="http://schemas.openxmlformats.org/drawingml/2006/main" noChangeAspect="1"/>
+            </wp:cNvGraphicFramePr>
+            <a:graphic xmlns:a="http://schemas.openxmlformats.org/drawingml/2006/main">
+              <a:graphicData uri="http://schemas.openxmlformats.org/drawingml/2006/picture">
+                <pic:pic xmlns:pic="http://schemas.openxmlformats.org/drawingml/2006/picture">
+                  <pic:nvPicPr>
+                    <pic:cNvPr id="12" name="Picture 9"/>
+                    <pic:cNvPicPr>
+                      <a:picLocks noChangeAspect="1"/>
+                    </pic:cNvPicPr>
+                  </pic:nvPicPr>
+                  <pic:blipFill>
+                    <a:blip r:embed="rId12"/>
+                    <a:stretch>
+                      <a:fillRect/>
+                    </a:stretch>
+                  </pic:blipFill>
+                  <pic:spPr>
+                    <a:xfrm>
+                      <a:off x="0" y="0"/>
+                      <a:ext cx="5486400" cy="2914650"/>
+                    </a:xfrm>
+                    <a:prstGeom prst="rect">
+                      <a:avLst/>
+                    </a:prstGeom>
+                    <a:noFill/>
+                    <a:ln>
+                      <a:noFill/>
+                    </a:ln>
+                  </pic:spPr>
+                </pic:pic>
+              </a:graphicData>
+            </a:graphic>
+          </wp:inline>
+        </w:drawing>
       </w:r>
     </w:p>
     <w:p>
@@ -1671,12 +1799,198 @@
       </w:r>
     </w:p>
     <w:p>
+      <w:pPr>
+        <w:rPr>
+          <w:b w:val="0"/>
+          <w:i w:val="0"/>
+        </w:rPr>
+      </w:pPr>
       <w:r>
         <w:rPr>
           <w:b w:val="0"/>
           <w:i w:val="0"/>
         </w:rPr>
         <w:t>Windows Server 2025: IP 10.0.0.2/8, gateway 10.0.0.1, DNS 10.0.0.2; cài AD DS, tạo forest vietnam.local; DNS Forwarder 8.8.8.8.</w:t>
+      </w:r>
+    </w:p>
+    <w:p>
+      <w:r>
+        <w:drawing>
+          <wp:inline distT="0" distB="0" distL="114300" distR="114300">
+            <wp:extent cx="5486400" cy="2914650"/>
+            <wp:effectExtent l="0" t="0" r="0" b="11430"/>
+            <wp:docPr id="13" name="Picture 10"/>
+            <wp:cNvGraphicFramePr>
+              <a:graphicFrameLocks xmlns:a="http://schemas.openxmlformats.org/drawingml/2006/main" noChangeAspect="1"/>
+            </wp:cNvGraphicFramePr>
+            <a:graphic xmlns:a="http://schemas.openxmlformats.org/drawingml/2006/main">
+              <a:graphicData uri="http://schemas.openxmlformats.org/drawingml/2006/picture">
+                <pic:pic xmlns:pic="http://schemas.openxmlformats.org/drawingml/2006/picture">
+                  <pic:nvPicPr>
+                    <pic:cNvPr id="13" name="Picture 10"/>
+                    <pic:cNvPicPr>
+                      <a:picLocks noChangeAspect="1"/>
+                    </pic:cNvPicPr>
+                  </pic:nvPicPr>
+                  <pic:blipFill>
+                    <a:blip r:embed="rId13"/>
+                    <a:stretch>
+                      <a:fillRect/>
+                    </a:stretch>
+                  </pic:blipFill>
+                  <pic:spPr>
+                    <a:xfrm>
+                      <a:off x="0" y="0"/>
+                      <a:ext cx="5486400" cy="2914650"/>
+                    </a:xfrm>
+                    <a:prstGeom prst="rect">
+                      <a:avLst/>
+                    </a:prstGeom>
+                    <a:noFill/>
+                    <a:ln>
+                      <a:noFill/>
+                    </a:ln>
+                  </pic:spPr>
+                </pic:pic>
+              </a:graphicData>
+            </a:graphic>
+          </wp:inline>
+        </w:drawing>
+      </w:r>
+    </w:p>
+    <w:p>
+      <w:r>
+        <w:drawing>
+          <wp:inline distT="0" distB="0" distL="114300" distR="114300">
+            <wp:extent cx="5486400" cy="2914650"/>
+            <wp:effectExtent l="0" t="0" r="0" b="11430"/>
+            <wp:docPr id="14" name="Picture 11"/>
+            <wp:cNvGraphicFramePr>
+              <a:graphicFrameLocks xmlns:a="http://schemas.openxmlformats.org/drawingml/2006/main" noChangeAspect="1"/>
+            </wp:cNvGraphicFramePr>
+            <a:graphic xmlns:a="http://schemas.openxmlformats.org/drawingml/2006/main">
+              <a:graphicData uri="http://schemas.openxmlformats.org/drawingml/2006/picture">
+                <pic:pic xmlns:pic="http://schemas.openxmlformats.org/drawingml/2006/picture">
+                  <pic:nvPicPr>
+                    <pic:cNvPr id="14" name="Picture 11"/>
+                    <pic:cNvPicPr>
+                      <a:picLocks noChangeAspect="1"/>
+                    </pic:cNvPicPr>
+                  </pic:nvPicPr>
+                  <pic:blipFill>
+                    <a:blip r:embed="rId14"/>
+                    <a:stretch>
+                      <a:fillRect/>
+                    </a:stretch>
+                  </pic:blipFill>
+                  <pic:spPr>
+                    <a:xfrm>
+                      <a:off x="0" y="0"/>
+                      <a:ext cx="5486400" cy="2914650"/>
+                    </a:xfrm>
+                    <a:prstGeom prst="rect">
+                      <a:avLst/>
+                    </a:prstGeom>
+                    <a:noFill/>
+                    <a:ln>
+                      <a:noFill/>
+                    </a:ln>
+                  </pic:spPr>
+                </pic:pic>
+              </a:graphicData>
+            </a:graphic>
+          </wp:inline>
+        </w:drawing>
+      </w:r>
+    </w:p>
+    <w:p>
+      <w:r>
+        <w:drawing>
+          <wp:inline distT="0" distB="0" distL="114300" distR="114300">
+            <wp:extent cx="5480685" cy="2908300"/>
+            <wp:effectExtent l="0" t="0" r="5715" b="2540"/>
+            <wp:docPr id="16" name="Picture 13"/>
+            <wp:cNvGraphicFramePr>
+              <a:graphicFrameLocks xmlns:a="http://schemas.openxmlformats.org/drawingml/2006/main" noChangeAspect="1"/>
+            </wp:cNvGraphicFramePr>
+            <a:graphic xmlns:a="http://schemas.openxmlformats.org/drawingml/2006/main">
+              <a:graphicData uri="http://schemas.openxmlformats.org/drawingml/2006/picture">
+                <pic:pic xmlns:pic="http://schemas.openxmlformats.org/drawingml/2006/picture">
+                  <pic:nvPicPr>
+                    <pic:cNvPr id="16" name="Picture 13"/>
+                    <pic:cNvPicPr>
+                      <a:picLocks noChangeAspect="1"/>
+                    </pic:cNvPicPr>
+                  </pic:nvPicPr>
+                  <pic:blipFill>
+                    <a:blip r:embed="rId15"/>
+                    <a:stretch>
+                      <a:fillRect/>
+                    </a:stretch>
+                  </pic:blipFill>
+                  <pic:spPr>
+                    <a:xfrm>
+                      <a:off x="0" y="0"/>
+                      <a:ext cx="5480685" cy="2908300"/>
+                    </a:xfrm>
+                    <a:prstGeom prst="rect">
+                      <a:avLst/>
+                    </a:prstGeom>
+                    <a:noFill/>
+                    <a:ln>
+                      <a:noFill/>
+                    </a:ln>
+                  </pic:spPr>
+                </pic:pic>
+              </a:graphicData>
+            </a:graphic>
+          </wp:inline>
+        </w:drawing>
+      </w:r>
+    </w:p>
+    <w:p>
+      <w:r>
+        <w:drawing>
+          <wp:inline distT="0" distB="0" distL="114300" distR="114300">
+            <wp:extent cx="5486400" cy="2914650"/>
+            <wp:effectExtent l="0" t="0" r="0" b="11430"/>
+            <wp:docPr id="17" name="Picture 14"/>
+            <wp:cNvGraphicFramePr>
+              <a:graphicFrameLocks xmlns:a="http://schemas.openxmlformats.org/drawingml/2006/main" noChangeAspect="1"/>
+            </wp:cNvGraphicFramePr>
+            <a:graphic xmlns:a="http://schemas.openxmlformats.org/drawingml/2006/main">
+              <a:graphicData uri="http://schemas.openxmlformats.org/drawingml/2006/picture">
+                <pic:pic xmlns:pic="http://schemas.openxmlformats.org/drawingml/2006/picture">
+                  <pic:nvPicPr>
+                    <pic:cNvPr id="17" name="Picture 14"/>
+                    <pic:cNvPicPr>
+                      <a:picLocks noChangeAspect="1"/>
+                    </pic:cNvPicPr>
+                  </pic:nvPicPr>
+                  <pic:blipFill>
+                    <a:blip r:embed="rId16"/>
+                    <a:stretch>
+                      <a:fillRect/>
+                    </a:stretch>
+                  </pic:blipFill>
+                  <pic:spPr>
+                    <a:xfrm>
+                      <a:off x="0" y="0"/>
+                      <a:ext cx="5486400" cy="2914650"/>
+                    </a:xfrm>
+                    <a:prstGeom prst="rect">
+                      <a:avLst/>
+                    </a:prstGeom>
+                    <a:noFill/>
+                    <a:ln>
+                      <a:noFill/>
+                    </a:ln>
+                  </pic:spPr>
+                </pic:pic>
+              </a:graphicData>
+            </a:graphic>
+          </wp:inline>
+        </w:drawing>
       </w:r>
     </w:p>
     <w:p>
@@ -1689,6 +2003,12 @@
       </w:r>
     </w:p>
     <w:p>
+      <w:pPr>
+        <w:rPr>
+          <w:b w:val="0"/>
+          <w:i w:val="0"/>
+        </w:rPr>
+      </w:pPr>
       <w:r>
         <w:rPr>
           <w:b w:val="0"/>
@@ -1699,17 +2019,17 @@
     </w:p>
     <w:p>
       <w:pPr>
-        <w:jc w:val="center"/>
+        <w:rPr>
+          <w:b w:val="0"/>
+          <w:i w:val="0"/>
+        </w:rPr>
       </w:pPr>
       <w:r>
-        <w:rPr>
-          <w:rFonts w:ascii="Times New Roman" w:hAnsi="Times New Roman" w:cs="Times New Roman"/>
-        </w:rPr>
         <w:drawing>
-          <wp:inline distT="0" distB="0" distL="0" distR="0">
-            <wp:extent cx="6309360" cy="5057775"/>
-            <wp:effectExtent l="0" t="0" r="0" b="1905"/>
-            <wp:docPr id="194212357" name="Picture 1"/>
+          <wp:inline distT="0" distB="0" distL="114300" distR="114300">
+            <wp:extent cx="5486400" cy="2914650"/>
+            <wp:effectExtent l="0" t="0" r="0" b="11430"/>
+            <wp:docPr id="19" name="Picture 16"/>
             <wp:cNvGraphicFramePr>
               <a:graphicFrameLocks xmlns:a="http://schemas.openxmlformats.org/drawingml/2006/main" noChangeAspect="1"/>
             </wp:cNvGraphicFramePr>
@@ -1717,13 +2037,13 @@
               <a:graphicData uri="http://schemas.openxmlformats.org/drawingml/2006/picture">
                 <pic:pic xmlns:pic="http://schemas.openxmlformats.org/drawingml/2006/picture">
                   <pic:nvPicPr>
-                    <pic:cNvPr id="194212357" name="Picture 1"/>
+                    <pic:cNvPr id="19" name="Picture 16"/>
                     <pic:cNvPicPr>
                       <a:picLocks noChangeAspect="1"/>
                     </pic:cNvPicPr>
                   </pic:nvPicPr>
                   <pic:blipFill>
-                    <a:blip r:embed="rId10"/>
+                    <a:blip r:embed="rId17"/>
                     <a:stretch>
                       <a:fillRect/>
                     </a:stretch>
@@ -1731,11 +2051,15 @@
                   <pic:spPr>
                     <a:xfrm>
                       <a:off x="0" y="0"/>
-                      <a:ext cx="6309360" cy="5057775"/>
+                      <a:ext cx="5486400" cy="2914650"/>
                     </a:xfrm>
                     <a:prstGeom prst="rect">
                       <a:avLst/>
                     </a:prstGeom>
+                    <a:noFill/>
+                    <a:ln>
+                      <a:noFill/>
+                    </a:ln>
                   </pic:spPr>
                 </pic:pic>
               </a:graphicData>
@@ -1743,6 +2067,11 @@
           </wp:inline>
         </w:drawing>
       </w:r>
+    </w:p>
+    <w:p>
+      <w:pPr>
+        <w:jc w:val="center"/>
+      </w:pPr>
       <w:r>
         <w:rPr>
           <w:b w:val="0"/>
@@ -1766,14 +2095,11 @@
         <w:jc w:val="center"/>
       </w:pPr>
       <w:r>
-        <w:rPr>
-          <w:rFonts w:ascii="Times New Roman" w:hAnsi="Times New Roman" w:cs="Times New Roman"/>
-        </w:rPr>
         <w:drawing>
-          <wp:inline distT="0" distB="0" distL="0" distR="0">
-            <wp:extent cx="6309360" cy="5057775"/>
-            <wp:effectExtent l="0" t="0" r="0" b="1905"/>
-            <wp:docPr id="1332173976" name="Picture 1"/>
+          <wp:inline distT="0" distB="0" distL="114300" distR="114300">
+            <wp:extent cx="5486400" cy="2914650"/>
+            <wp:effectExtent l="0" t="0" r="0" b="11430"/>
+            <wp:docPr id="20" name="Picture 17"/>
             <wp:cNvGraphicFramePr>
               <a:graphicFrameLocks xmlns:a="http://schemas.openxmlformats.org/drawingml/2006/main" noChangeAspect="1"/>
             </wp:cNvGraphicFramePr>
@@ -1781,13 +2107,13 @@
               <a:graphicData uri="http://schemas.openxmlformats.org/drawingml/2006/picture">
                 <pic:pic xmlns:pic="http://schemas.openxmlformats.org/drawingml/2006/picture">
                   <pic:nvPicPr>
-                    <pic:cNvPr id="1332173976" name="Picture 1"/>
+                    <pic:cNvPr id="20" name="Picture 17"/>
                     <pic:cNvPicPr>
                       <a:picLocks noChangeAspect="1"/>
                     </pic:cNvPicPr>
                   </pic:nvPicPr>
                   <pic:blipFill>
-                    <a:blip r:embed="rId10"/>
+                    <a:blip r:embed="rId18"/>
                     <a:stretch>
                       <a:fillRect/>
                     </a:stretch>
@@ -1795,11 +2121,15 @@
                   <pic:spPr>
                     <a:xfrm>
                       <a:off x="0" y="0"/>
-                      <a:ext cx="6309360" cy="5057775"/>
+                      <a:ext cx="5486400" cy="2914650"/>
                     </a:xfrm>
                     <a:prstGeom prst="rect">
                       <a:avLst/>
                     </a:prstGeom>
+                    <a:noFill/>
+                    <a:ln>
+                      <a:noFill/>
+                    </a:ln>
                   </pic:spPr>
                 </pic:pic>
               </a:graphicData>
@@ -2080,14 +2410,11 @@
         <w:jc w:val="center"/>
       </w:pPr>
       <w:r>
-        <w:rPr>
-          <w:rFonts w:ascii="Times New Roman" w:hAnsi="Times New Roman" w:cs="Times New Roman"/>
-        </w:rPr>
         <w:drawing>
-          <wp:inline distT="0" distB="0" distL="0" distR="0">
-            <wp:extent cx="5753100" cy="3390900"/>
-            <wp:effectExtent l="0" t="0" r="7620" b="7620"/>
-            <wp:docPr id="1783509949" name="Picture 1"/>
+          <wp:inline distT="0" distB="0" distL="114300" distR="114300">
+            <wp:extent cx="5486400" cy="2914650"/>
+            <wp:effectExtent l="0" t="0" r="0" b="11430"/>
+            <wp:docPr id="21" name="Picture 18"/>
             <wp:cNvGraphicFramePr>
               <a:graphicFrameLocks xmlns:a="http://schemas.openxmlformats.org/drawingml/2006/main" noChangeAspect="1"/>
             </wp:cNvGraphicFramePr>
@@ -2095,13 +2422,13 @@
               <a:graphicData uri="http://schemas.openxmlformats.org/drawingml/2006/picture">
                 <pic:pic xmlns:pic="http://schemas.openxmlformats.org/drawingml/2006/picture">
                   <pic:nvPicPr>
-                    <pic:cNvPr id="1783509949" name="Picture 1"/>
+                    <pic:cNvPr id="21" name="Picture 18"/>
                     <pic:cNvPicPr>
                       <a:picLocks noChangeAspect="1"/>
                     </pic:cNvPicPr>
                   </pic:nvPicPr>
                   <pic:blipFill>
-                    <a:blip r:embed="rId11"/>
+                    <a:blip r:embed="rId19"/>
                     <a:stretch>
                       <a:fillRect/>
                     </a:stretch>
@@ -2109,11 +2436,15 @@
                   <pic:spPr>
                     <a:xfrm>
                       <a:off x="0" y="0"/>
-                      <a:ext cx="5753599" cy="3391194"/>
+                      <a:ext cx="5486400" cy="2914650"/>
                     </a:xfrm>
                     <a:prstGeom prst="rect">
                       <a:avLst/>
                     </a:prstGeom>
+                    <a:noFill/>
+                    <a:ln>
+                      <a:noFill/>
+                    </a:ln>
                   </pic:spPr>
                 </pic:pic>
               </a:graphicData>
@@ -2121,6 +2452,112 @@
           </wp:inline>
         </w:drawing>
       </w:r>
+    </w:p>
+    <w:p>
+      <w:pPr>
+        <w:jc w:val="center"/>
+      </w:pPr>
+      <w:r>
+        <w:drawing>
+          <wp:inline distT="0" distB="0" distL="114300" distR="114300">
+            <wp:extent cx="5486400" cy="2914650"/>
+            <wp:effectExtent l="0" t="0" r="0" b="11430"/>
+            <wp:docPr id="25" name="Picture 22"/>
+            <wp:cNvGraphicFramePr>
+              <a:graphicFrameLocks xmlns:a="http://schemas.openxmlformats.org/drawingml/2006/main" noChangeAspect="1"/>
+            </wp:cNvGraphicFramePr>
+            <a:graphic xmlns:a="http://schemas.openxmlformats.org/drawingml/2006/main">
+              <a:graphicData uri="http://schemas.openxmlformats.org/drawingml/2006/picture">
+                <pic:pic xmlns:pic="http://schemas.openxmlformats.org/drawingml/2006/picture">
+                  <pic:nvPicPr>
+                    <pic:cNvPr id="25" name="Picture 22"/>
+                    <pic:cNvPicPr>
+                      <a:picLocks noChangeAspect="1"/>
+                    </pic:cNvPicPr>
+                  </pic:nvPicPr>
+                  <pic:blipFill>
+                    <a:blip r:embed="rId20"/>
+                    <a:stretch>
+                      <a:fillRect/>
+                    </a:stretch>
+                  </pic:blipFill>
+                  <pic:spPr>
+                    <a:xfrm>
+                      <a:off x="0" y="0"/>
+                      <a:ext cx="5486400" cy="2914650"/>
+                    </a:xfrm>
+                    <a:prstGeom prst="rect">
+                      <a:avLst/>
+                    </a:prstGeom>
+                    <a:noFill/>
+                    <a:ln>
+                      <a:noFill/>
+                    </a:ln>
+                  </pic:spPr>
+                </pic:pic>
+              </a:graphicData>
+            </a:graphic>
+          </wp:inline>
+        </w:drawing>
+      </w:r>
+    </w:p>
+    <w:p>
+      <w:pPr>
+        <w:jc w:val="center"/>
+        <w:rPr>
+          <w:b w:val="0"/>
+          <w:i/>
+          <w:sz w:val="22"/>
+        </w:rPr>
+      </w:pPr>
+      <w:r>
+        <w:drawing>
+          <wp:inline distT="0" distB="0" distL="114300" distR="114300">
+            <wp:extent cx="5486400" cy="2914650"/>
+            <wp:effectExtent l="0" t="0" r="0" b="11430"/>
+            <wp:docPr id="27" name="Picture 24"/>
+            <wp:cNvGraphicFramePr>
+              <a:graphicFrameLocks xmlns:a="http://schemas.openxmlformats.org/drawingml/2006/main" noChangeAspect="1"/>
+            </wp:cNvGraphicFramePr>
+            <a:graphic xmlns:a="http://schemas.openxmlformats.org/drawingml/2006/main">
+              <a:graphicData uri="http://schemas.openxmlformats.org/drawingml/2006/picture">
+                <pic:pic xmlns:pic="http://schemas.openxmlformats.org/drawingml/2006/picture">
+                  <pic:nvPicPr>
+                    <pic:cNvPr id="27" name="Picture 24"/>
+                    <pic:cNvPicPr>
+                      <a:picLocks noChangeAspect="1"/>
+                    </pic:cNvPicPr>
+                  </pic:nvPicPr>
+                  <pic:blipFill>
+                    <a:blip r:embed="rId21"/>
+                    <a:stretch>
+                      <a:fillRect/>
+                    </a:stretch>
+                  </pic:blipFill>
+                  <pic:spPr>
+                    <a:xfrm>
+                      <a:off x="0" y="0"/>
+                      <a:ext cx="5486400" cy="2914650"/>
+                    </a:xfrm>
+                    <a:prstGeom prst="rect">
+                      <a:avLst/>
+                    </a:prstGeom>
+                    <a:noFill/>
+                    <a:ln>
+                      <a:noFill/>
+                    </a:ln>
+                  </pic:spPr>
+                </pic:pic>
+              </a:graphicData>
+            </a:graphic>
+          </wp:inline>
+        </w:drawing>
+      </w:r>
+    </w:p>
+    <w:p>
+      <w:pPr>
+        <w:jc w:val="center"/>
+      </w:pPr>
       <w:r>
         <w:rPr>
           <w:b w:val="0"/>
@@ -2144,16 +2581,11 @@
         <w:jc w:val="center"/>
       </w:pPr>
       <w:r>
-        <w:rPr>
-          <w:rFonts w:ascii="Times New Roman" w:hAnsi="Times New Roman" w:cs="Times New Roman"/>
-          <w:sz w:val="26"/>
-          <w:szCs w:val="26"/>
-        </w:rPr>
         <w:drawing>
-          <wp:inline distT="0" distB="0" distL="0" distR="0">
-            <wp:extent cx="5943600" cy="3650615"/>
-            <wp:effectExtent l="0" t="0" r="0" b="6985"/>
-            <wp:docPr id="1746227294" name="Picture 1"/>
+          <wp:inline distT="0" distB="0" distL="114300" distR="114300">
+            <wp:extent cx="5486400" cy="2914650"/>
+            <wp:effectExtent l="0" t="0" r="0" b="11430"/>
+            <wp:docPr id="28" name="Picture 25"/>
             <wp:cNvGraphicFramePr>
               <a:graphicFrameLocks xmlns:a="http://schemas.openxmlformats.org/drawingml/2006/main" noChangeAspect="1"/>
             </wp:cNvGraphicFramePr>
@@ -2161,13 +2593,13 @@
               <a:graphicData uri="http://schemas.openxmlformats.org/drawingml/2006/picture">
                 <pic:pic xmlns:pic="http://schemas.openxmlformats.org/drawingml/2006/picture">
                   <pic:nvPicPr>
-                    <pic:cNvPr id="1746227294" name="Picture 1"/>
+                    <pic:cNvPr id="28" name="Picture 25"/>
                     <pic:cNvPicPr>
                       <a:picLocks noChangeAspect="1"/>
                     </pic:cNvPicPr>
                   </pic:nvPicPr>
                   <pic:blipFill>
-                    <a:blip r:embed="rId12"/>
+                    <a:blip r:embed="rId22"/>
                     <a:stretch>
                       <a:fillRect/>
                     </a:stretch>
@@ -2175,11 +2607,15 @@
                   <pic:spPr>
                     <a:xfrm>
                       <a:off x="0" y="0"/>
-                      <a:ext cx="5943600" cy="3650615"/>
+                      <a:ext cx="5486400" cy="2914650"/>
                     </a:xfrm>
                     <a:prstGeom prst="rect">
                       <a:avLst/>
                     </a:prstGeom>
+                    <a:noFill/>
+                    <a:ln>
+                      <a:noFill/>
+                    </a:ln>
                   </pic:spPr>
                 </pic:pic>
               </a:graphicData>
@@ -2187,6 +2623,59 @@
           </wp:inline>
         </w:drawing>
       </w:r>
+    </w:p>
+    <w:p>
+      <w:pPr>
+        <w:jc w:val="center"/>
+      </w:pPr>
+      <w:r>
+        <w:drawing>
+          <wp:inline distT="0" distB="0" distL="114300" distR="114300">
+            <wp:extent cx="5486400" cy="2914650"/>
+            <wp:effectExtent l="0" t="0" r="0" b="11430"/>
+            <wp:docPr id="30" name="Picture 27"/>
+            <wp:cNvGraphicFramePr>
+              <a:graphicFrameLocks xmlns:a="http://schemas.openxmlformats.org/drawingml/2006/main" noChangeAspect="1"/>
+            </wp:cNvGraphicFramePr>
+            <a:graphic xmlns:a="http://schemas.openxmlformats.org/drawingml/2006/main">
+              <a:graphicData uri="http://schemas.openxmlformats.org/drawingml/2006/picture">
+                <pic:pic xmlns:pic="http://schemas.openxmlformats.org/drawingml/2006/picture">
+                  <pic:nvPicPr>
+                    <pic:cNvPr id="30" name="Picture 27"/>
+                    <pic:cNvPicPr>
+                      <a:picLocks noChangeAspect="1"/>
+                    </pic:cNvPicPr>
+                  </pic:nvPicPr>
+                  <pic:blipFill>
+                    <a:blip r:embed="rId23"/>
+                    <a:stretch>
+                      <a:fillRect/>
+                    </a:stretch>
+                  </pic:blipFill>
+                  <pic:spPr>
+                    <a:xfrm>
+                      <a:off x="0" y="0"/>
+                      <a:ext cx="5486400" cy="2914650"/>
+                    </a:xfrm>
+                    <a:prstGeom prst="rect">
+                      <a:avLst/>
+                    </a:prstGeom>
+                    <a:noFill/>
+                    <a:ln>
+                      <a:noFill/>
+                    </a:ln>
+                  </pic:spPr>
+                </pic:pic>
+              </a:graphicData>
+            </a:graphic>
+          </wp:inline>
+        </w:drawing>
+      </w:r>
+    </w:p>
+    <w:p>
+      <w:pPr>
+        <w:jc w:val="center"/>
+      </w:pPr>
       <w:r>
         <w:rPr>
           <w:b w:val="0"/>
@@ -2201,16 +2690,11 @@
         <w:jc w:val="center"/>
       </w:pPr>
       <w:r>
-        <w:rPr>
-          <w:rFonts w:ascii="Times New Roman" w:hAnsi="Times New Roman" w:cs="Times New Roman"/>
-          <w:sz w:val="26"/>
-          <w:szCs w:val="26"/>
-        </w:rPr>
         <w:drawing>
-          <wp:inline distT="0" distB="0" distL="0" distR="0">
-            <wp:extent cx="5943600" cy="3650615"/>
-            <wp:effectExtent l="0" t="0" r="0" b="6985"/>
-            <wp:docPr id="5" name="Picture 1"/>
+          <wp:inline distT="0" distB="0" distL="114300" distR="114300">
+            <wp:extent cx="5486400" cy="2914650"/>
+            <wp:effectExtent l="0" t="0" r="0" b="11430"/>
+            <wp:docPr id="32" name="Picture 29"/>
             <wp:cNvGraphicFramePr>
               <a:graphicFrameLocks xmlns:a="http://schemas.openxmlformats.org/drawingml/2006/main" noChangeAspect="1"/>
             </wp:cNvGraphicFramePr>
@@ -2218,13 +2702,13 @@
               <a:graphicData uri="http://schemas.openxmlformats.org/drawingml/2006/picture">
                 <pic:pic xmlns:pic="http://schemas.openxmlformats.org/drawingml/2006/picture">
                   <pic:nvPicPr>
-                    <pic:cNvPr id="5" name="Picture 1"/>
+                    <pic:cNvPr id="32" name="Picture 29"/>
                     <pic:cNvPicPr>
                       <a:picLocks noChangeAspect="1"/>
                     </pic:cNvPicPr>
                   </pic:nvPicPr>
                   <pic:blipFill>
-                    <a:blip r:embed="rId12"/>
+                    <a:blip r:embed="rId24"/>
                     <a:stretch>
                       <a:fillRect/>
                     </a:stretch>
@@ -2232,11 +2716,15 @@
                   <pic:spPr>
                     <a:xfrm>
                       <a:off x="0" y="0"/>
-                      <a:ext cx="5943600" cy="3650615"/>
+                      <a:ext cx="5486400" cy="2914650"/>
                     </a:xfrm>
                     <a:prstGeom prst="rect">
                       <a:avLst/>
                     </a:prstGeom>
+                    <a:noFill/>
+                    <a:ln>
+                      <a:noFill/>
+                    </a:ln>
                   </pic:spPr>
                 </pic:pic>
               </a:graphicData>
@@ -2261,10 +2749,11 @@
         </w:rPr>
         <w:t>Kết quả và giải thích: Khi cả hai Default allow LAN to any đã Disabled, rule nền tảng bị Disabled và state cũ đã được xóa, lưu lượng IPv4 mới từ Domain Controller ra Internet bị chặn. Nếu không Reset States, kết nối đã thiết lập trước đó có thể vẫn hoạt động và làm sai kết luận vì pfSense là stateful firewall.</w:t>
       </w:r>
+    </w:p>
+    <w:p>
       <w:bookmarkStart w:id="0" w:name="_GoBack"/>
       <w:bookmarkEnd w:id="0"/>
     </w:p>
-    <w:p/>
     <w:p>
       <w:pPr>
         <w:spacing w:after="120"/>
@@ -2917,28 +3406,28 @@
     <w:lsdException w:uiPriority="99" w:name="table of authorities"/>
     <w:lsdException w:uiPriority="99" w:semiHidden="0" w:name="macro"/>
     <w:lsdException w:uiPriority="99" w:name="toa heading"/>
-    <w:lsdException w:uiPriority="99" w:semiHidden="0" w:name="List"/>
-    <w:lsdException w:uiPriority="99" w:semiHidden="0" w:name="List Bullet"/>
+    <w:lsdException w:qFormat="1" w:uiPriority="99" w:semiHidden="0" w:name="List"/>
+    <w:lsdException w:qFormat="1" w:uiPriority="99" w:semiHidden="0" w:name="List Bullet"/>
     <w:lsdException w:uiPriority="99" w:semiHidden="0" w:name="List Number"/>
-    <w:lsdException w:uiPriority="99" w:semiHidden="0" w:name="List 2"/>
-    <w:lsdException w:uiPriority="99" w:semiHidden="0" w:name="List 3"/>
+    <w:lsdException w:qFormat="1" w:uiPriority="99" w:semiHidden="0" w:name="List 2"/>
+    <w:lsdException w:qFormat="1" w:uiPriority="99" w:semiHidden="0" w:name="List 3"/>
     <w:lsdException w:uiPriority="99" w:name="List 4"/>
     <w:lsdException w:uiPriority="99" w:name="List 5"/>
     <w:lsdException w:uiPriority="99" w:semiHidden="0" w:name="List Bullet 2"/>
     <w:lsdException w:uiPriority="99" w:semiHidden="0" w:name="List Bullet 3"/>
     <w:lsdException w:uiPriority="99" w:name="List Bullet 4"/>
     <w:lsdException w:uiPriority="99" w:name="List Bullet 5"/>
-    <w:lsdException w:uiPriority="99" w:semiHidden="0" w:name="List Number 2"/>
+    <w:lsdException w:qFormat="1" w:uiPriority="99" w:semiHidden="0" w:name="List Number 2"/>
     <w:lsdException w:uiPriority="99" w:semiHidden="0" w:name="List Number 3"/>
     <w:lsdException w:uiPriority="99" w:name="List Number 4"/>
     <w:lsdException w:uiPriority="99" w:name="List Number 5"/>
     <w:lsdException w:qFormat="1" w:unhideWhenUsed="0" w:uiPriority="10" w:semiHidden="0" w:name="Title"/>
     <w:lsdException w:uiPriority="99" w:name="Closing"/>
     <w:lsdException w:uiPriority="99" w:name="Signature"/>
-    <w:lsdException w:uiPriority="1" w:name="Default Paragraph Font"/>
-    <w:lsdException w:uiPriority="99" w:semiHidden="0" w:name="Body Text"/>
+    <w:lsdException w:qFormat="1" w:uiPriority="1" w:name="Default Paragraph Font"/>
+    <w:lsdException w:qFormat="1" w:uiPriority="99" w:semiHidden="0" w:name="Body Text"/>
     <w:lsdException w:uiPriority="99" w:name="Body Text Indent"/>
-    <w:lsdException w:uiPriority="99" w:semiHidden="0" w:name="List Continue"/>
+    <w:lsdException w:qFormat="1" w:uiPriority="99" w:semiHidden="0" w:name="List Continue"/>
     <w:lsdException w:uiPriority="99" w:semiHidden="0" w:name="List Continue 2"/>
     <w:lsdException w:uiPriority="99" w:semiHidden="0" w:name="List Continue 3"/>
     <w:lsdException w:uiPriority="99" w:name="List Continue 4"/>
@@ -2950,12 +3439,12 @@
     <w:lsdException w:uiPriority="99" w:name="Body Text First Indent"/>
     <w:lsdException w:uiPriority="99" w:name="Body Text First Indent 2"/>
     <w:lsdException w:uiPriority="99" w:name="Note Heading"/>
-    <w:lsdException w:uiPriority="99" w:semiHidden="0" w:name="Body Text 2"/>
-    <w:lsdException w:uiPriority="99" w:semiHidden="0" w:name="Body Text 3"/>
+    <w:lsdException w:qFormat="1" w:uiPriority="99" w:semiHidden="0" w:name="Body Text 2"/>
+    <w:lsdException w:qFormat="1" w:uiPriority="99" w:semiHidden="0" w:name="Body Text 3"/>
     <w:lsdException w:uiPriority="99" w:name="Body Text Indent 2"/>
     <w:lsdException w:uiPriority="99" w:name="Body Text Indent 3"/>
     <w:lsdException w:uiPriority="99" w:name="Block Text"/>
-    <w:lsdException w:uiPriority="99" w:name="Hyperlink"/>
+    <w:lsdException w:qFormat="1" w:uiPriority="99" w:name="Hyperlink"/>
     <w:lsdException w:uiPriority="99" w:name="FollowedHyperlink"/>
     <w:lsdException w:qFormat="1" w:unhideWhenUsed="0" w:uiPriority="22" w:semiHidden="0" w:name="Strong"/>
     <w:lsdException w:qFormat="1" w:unhideWhenUsed="0" w:uiPriority="20" w:semiHidden="0" w:name="Emphasis"/>
@@ -3021,31 +3510,31 @@
     <w:lsdException w:unhideWhenUsed="0" w:uiPriority="59" w:semiHidden="0" w:name="Table Grid"/>
     <w:lsdException w:uiPriority="99" w:name="Table Theme"/>
     <w:lsdException w:qFormat="1" w:unhideWhenUsed="0" w:uiPriority="1" w:semiHidden="0" w:name="No Spacing"/>
-    <w:lsdException w:unhideWhenUsed="0" w:uiPriority="60" w:semiHidden="0" w:name="Light Shading"/>
+    <w:lsdException w:qFormat="1" w:unhideWhenUsed="0" w:uiPriority="60" w:semiHidden="0" w:name="Light Shading"/>
     <w:lsdException w:unhideWhenUsed="0" w:uiPriority="61" w:semiHidden="0" w:name="Light List"/>
     <w:lsdException w:unhideWhenUsed="0" w:uiPriority="62" w:semiHidden="0" w:name="Light Grid"/>
-    <w:lsdException w:unhideWhenUsed="0" w:uiPriority="63" w:semiHidden="0" w:name="Medium Shading 1"/>
+    <w:lsdException w:qFormat="1" w:unhideWhenUsed="0" w:uiPriority="63" w:semiHidden="0" w:name="Medium Shading 1"/>
     <w:lsdException w:unhideWhenUsed="0" w:uiPriority="64" w:semiHidden="0" w:name="Medium Shading 2"/>
-    <w:lsdException w:unhideWhenUsed="0" w:uiPriority="65" w:semiHidden="0" w:name="Medium List 1"/>
-    <w:lsdException w:unhideWhenUsed="0" w:uiPriority="66" w:semiHidden="0" w:name="Medium List 2"/>
-    <w:lsdException w:unhideWhenUsed="0" w:uiPriority="67" w:semiHidden="0" w:name="Medium Grid 1"/>
+    <w:lsdException w:qFormat="1" w:unhideWhenUsed="0" w:uiPriority="65" w:semiHidden="0" w:name="Medium List 1"/>
+    <w:lsdException w:qFormat="1" w:unhideWhenUsed="0" w:uiPriority="66" w:semiHidden="0" w:name="Medium List 2"/>
+    <w:lsdException w:qFormat="1" w:unhideWhenUsed="0" w:uiPriority="67" w:semiHidden="0" w:name="Medium Grid 1"/>
     <w:lsdException w:unhideWhenUsed="0" w:uiPriority="68" w:semiHidden="0" w:name="Medium Grid 2"/>
     <w:lsdException w:unhideWhenUsed="0" w:uiPriority="69" w:semiHidden="0" w:name="Medium Grid 3"/>
     <w:lsdException w:unhideWhenUsed="0" w:uiPriority="70" w:semiHidden="0" w:name="Dark List"/>
     <w:lsdException w:unhideWhenUsed="0" w:uiPriority="71" w:semiHidden="0" w:name="Colorful Shading"/>
     <w:lsdException w:unhideWhenUsed="0" w:uiPriority="72" w:semiHidden="0" w:name="Colorful List"/>
     <w:lsdException w:unhideWhenUsed="0" w:uiPriority="73" w:semiHidden="0" w:name="Colorful Grid"/>
-    <w:lsdException w:unhideWhenUsed="0" w:uiPriority="60" w:semiHidden="0" w:name="Light Shading Accent 1"/>
-    <w:lsdException w:unhideWhenUsed="0" w:uiPriority="61" w:semiHidden="0" w:name="Light List Accent 1"/>
-    <w:lsdException w:unhideWhenUsed="0" w:uiPriority="62" w:semiHidden="0" w:name="Light Grid Accent 1"/>
-    <w:lsdException w:unhideWhenUsed="0" w:uiPriority="63" w:semiHidden="0" w:name="Medium Shading 1 Accent 1"/>
+    <w:lsdException w:qFormat="1" w:unhideWhenUsed="0" w:uiPriority="60" w:semiHidden="0" w:name="Light Shading Accent 1"/>
+    <w:lsdException w:qFormat="1" w:unhideWhenUsed="0" w:uiPriority="61" w:semiHidden="0" w:name="Light List Accent 1"/>
+    <w:lsdException w:qFormat="1" w:unhideWhenUsed="0" w:uiPriority="62" w:semiHidden="0" w:name="Light Grid Accent 1"/>
+    <w:lsdException w:qFormat="1" w:unhideWhenUsed="0" w:uiPriority="63" w:semiHidden="0" w:name="Medium Shading 1 Accent 1"/>
     <w:lsdException w:unhideWhenUsed="0" w:uiPriority="64" w:semiHidden="0" w:name="Medium Shading 2 Accent 1"/>
-    <w:lsdException w:unhideWhenUsed="0" w:uiPriority="65" w:semiHidden="0" w:name="Medium List 1 Accent 1"/>
+    <w:lsdException w:qFormat="1" w:unhideWhenUsed="0" w:uiPriority="65" w:semiHidden="0" w:name="Medium List 1 Accent 1"/>
     <w:lsdException w:qFormat="1" w:unhideWhenUsed="0" w:uiPriority="34" w:semiHidden="0" w:name="List Paragraph"/>
     <w:lsdException w:qFormat="1" w:unhideWhenUsed="0" w:uiPriority="29" w:semiHidden="0" w:name="Quote"/>
     <w:lsdException w:qFormat="1" w:unhideWhenUsed="0" w:uiPriority="30" w:semiHidden="0" w:name="Intense Quote"/>
     <w:lsdException w:unhideWhenUsed="0" w:uiPriority="66" w:semiHidden="0" w:name="Medium List 2 Accent 1"/>
-    <w:lsdException w:unhideWhenUsed="0" w:uiPriority="67" w:semiHidden="0" w:name="Medium Grid 1 Accent 1"/>
+    <w:lsdException w:qFormat="1" w:unhideWhenUsed="0" w:uiPriority="67" w:semiHidden="0" w:name="Medium Grid 1 Accent 1"/>
     <w:lsdException w:unhideWhenUsed="0" w:uiPriority="68" w:semiHidden="0" w:name="Medium Grid 2 Accent 1"/>
     <w:lsdException w:unhideWhenUsed="0" w:uiPriority="69" w:semiHidden="0" w:name="Medium Grid 3 Accent 1"/>
     <w:lsdException w:unhideWhenUsed="0" w:uiPriority="70" w:semiHidden="0" w:name="Dark List Accent 1"/>
@@ -3054,10 +3543,10 @@
     <w:lsdException w:unhideWhenUsed="0" w:uiPriority="73" w:semiHidden="0" w:name="Colorful Grid Accent 1"/>
     <w:lsdException w:unhideWhenUsed="0" w:uiPriority="60" w:semiHidden="0" w:name="Light Shading Accent 2"/>
     <w:lsdException w:unhideWhenUsed="0" w:uiPriority="61" w:semiHidden="0" w:name="Light List Accent 2"/>
-    <w:lsdException w:unhideWhenUsed="0" w:uiPriority="62" w:semiHidden="0" w:name="Light Grid Accent 2"/>
-    <w:lsdException w:unhideWhenUsed="0" w:uiPriority="63" w:semiHidden="0" w:name="Medium Shading 1 Accent 2"/>
+    <w:lsdException w:qFormat="1" w:unhideWhenUsed="0" w:uiPriority="62" w:semiHidden="0" w:name="Light Grid Accent 2"/>
+    <w:lsdException w:qFormat="1" w:unhideWhenUsed="0" w:uiPriority="63" w:semiHidden="0" w:name="Medium Shading 1 Accent 2"/>
     <w:lsdException w:unhideWhenUsed="0" w:uiPriority="64" w:semiHidden="0" w:name="Medium Shading 2 Accent 2"/>
-    <w:lsdException w:unhideWhenUsed="0" w:uiPriority="65" w:semiHidden="0" w:name="Medium List 1 Accent 2"/>
+    <w:lsdException w:qFormat="1" w:unhideWhenUsed="0" w:uiPriority="65" w:semiHidden="0" w:name="Medium List 1 Accent 2"/>
     <w:lsdException w:unhideWhenUsed="0" w:uiPriority="66" w:semiHidden="0" w:name="Medium List 2 Accent 2"/>
     <w:lsdException w:unhideWhenUsed="0" w:uiPriority="67" w:semiHidden="0" w:name="Medium Grid 1 Accent 2"/>
     <w:lsdException w:unhideWhenUsed="0" w:uiPriority="68" w:semiHidden="0" w:name="Medium Grid 2 Accent 2"/>
@@ -3066,11 +3555,11 @@
     <w:lsdException w:unhideWhenUsed="0" w:uiPriority="71" w:semiHidden="0" w:name="Colorful Shading Accent 2"/>
     <w:lsdException w:unhideWhenUsed="0" w:uiPriority="72" w:semiHidden="0" w:name="Colorful List Accent 2"/>
     <w:lsdException w:unhideWhenUsed="0" w:uiPriority="73" w:semiHidden="0" w:name="Colorful Grid Accent 2"/>
-    <w:lsdException w:unhideWhenUsed="0" w:uiPriority="60" w:semiHidden="0" w:name="Light Shading Accent 3"/>
-    <w:lsdException w:unhideWhenUsed="0" w:uiPriority="61" w:semiHidden="0" w:name="Light List Accent 3"/>
-    <w:lsdException w:unhideWhenUsed="0" w:uiPriority="62" w:semiHidden="0" w:name="Light Grid Accent 3"/>
-    <w:lsdException w:unhideWhenUsed="0" w:uiPriority="63" w:semiHidden="0" w:name="Medium Shading 1 Accent 3"/>
-    <w:lsdException w:unhideWhenUsed="0" w:uiPriority="64" w:semiHidden="0" w:name="Medium Shading 2 Accent 3"/>
+    <w:lsdException w:qFormat="1" w:unhideWhenUsed="0" w:uiPriority="60" w:semiHidden="0" w:name="Light Shading Accent 3"/>
+    <w:lsdException w:qFormat="1" w:unhideWhenUsed="0" w:uiPriority="61" w:semiHidden="0" w:name="Light List Accent 3"/>
+    <w:lsdException w:qFormat="1" w:unhideWhenUsed="0" w:uiPriority="62" w:semiHidden="0" w:name="Light Grid Accent 3"/>
+    <w:lsdException w:qFormat="1" w:unhideWhenUsed="0" w:uiPriority="63" w:semiHidden="0" w:name="Medium Shading 1 Accent 3"/>
+    <w:lsdException w:qFormat="1" w:unhideWhenUsed="0" w:uiPriority="64" w:semiHidden="0" w:name="Medium Shading 2 Accent 3"/>
     <w:lsdException w:unhideWhenUsed="0" w:uiPriority="65" w:semiHidden="0" w:name="Medium List 1 Accent 3"/>
     <w:lsdException w:unhideWhenUsed="0" w:uiPriority="66" w:semiHidden="0" w:name="Medium List 2 Accent 3"/>
     <w:lsdException w:unhideWhenUsed="0" w:uiPriority="67" w:semiHidden="0" w:name="Medium Grid 1 Accent 3"/>
@@ -3080,10 +3569,10 @@
     <w:lsdException w:unhideWhenUsed="0" w:uiPriority="71" w:semiHidden="0" w:name="Colorful Shading Accent 3"/>
     <w:lsdException w:unhideWhenUsed="0" w:uiPriority="72" w:semiHidden="0" w:name="Colorful List Accent 3"/>
     <w:lsdException w:unhideWhenUsed="0" w:uiPriority="73" w:semiHidden="0" w:name="Colorful Grid Accent 3"/>
-    <w:lsdException w:unhideWhenUsed="0" w:uiPriority="60" w:semiHidden="0" w:name="Light Shading Accent 4"/>
-    <w:lsdException w:unhideWhenUsed="0" w:uiPriority="61" w:semiHidden="0" w:name="Light List Accent 4"/>
+    <w:lsdException w:qFormat="1" w:unhideWhenUsed="0" w:uiPriority="60" w:semiHidden="0" w:name="Light Shading Accent 4"/>
+    <w:lsdException w:qFormat="1" w:unhideWhenUsed="0" w:uiPriority="61" w:semiHidden="0" w:name="Light List Accent 4"/>
     <w:lsdException w:unhideWhenUsed="0" w:uiPriority="62" w:semiHidden="0" w:name="Light Grid Accent 4"/>
-    <w:lsdException w:unhideWhenUsed="0" w:uiPriority="63" w:semiHidden="0" w:name="Medium Shading 1 Accent 4"/>
+    <w:lsdException w:qFormat="1" w:unhideWhenUsed="0" w:uiPriority="63" w:semiHidden="0" w:name="Medium Shading 1 Accent 4"/>
     <w:lsdException w:unhideWhenUsed="0" w:uiPriority="64" w:semiHidden="0" w:name="Medium Shading 2 Accent 4"/>
     <w:lsdException w:unhideWhenUsed="0" w:uiPriority="65" w:semiHidden="0" w:name="Medium List 1 Accent 4"/>
     <w:lsdException w:unhideWhenUsed="0" w:uiPriority="66" w:semiHidden="0" w:name="Medium List 2 Accent 4"/>
@@ -3095,12 +3584,12 @@
     <w:lsdException w:unhideWhenUsed="0" w:uiPriority="72" w:semiHidden="0" w:name="Colorful List Accent 4"/>
     <w:lsdException w:unhideWhenUsed="0" w:uiPriority="73" w:semiHidden="0" w:name="Colorful Grid Accent 4"/>
     <w:lsdException w:unhideWhenUsed="0" w:uiPriority="60" w:semiHidden="0" w:name="Light Shading Accent 5"/>
-    <w:lsdException w:unhideWhenUsed="0" w:uiPriority="61" w:semiHidden="0" w:name="Light List Accent 5"/>
-    <w:lsdException w:unhideWhenUsed="0" w:uiPriority="62" w:semiHidden="0" w:name="Light Grid Accent 5"/>
-    <w:lsdException w:unhideWhenUsed="0" w:uiPriority="63" w:semiHidden="0" w:name="Medium Shading 1 Accent 5"/>
-    <w:lsdException w:unhideWhenUsed="0" w:uiPriority="64" w:semiHidden="0" w:name="Medium Shading 2 Accent 5"/>
-    <w:lsdException w:unhideWhenUsed="0" w:uiPriority="65" w:semiHidden="0" w:name="Medium List 1 Accent 5"/>
-    <w:lsdException w:unhideWhenUsed="0" w:uiPriority="66" w:semiHidden="0" w:name="Medium List 2 Accent 5"/>
+    <w:lsdException w:qFormat="1" w:unhideWhenUsed="0" w:uiPriority="61" w:semiHidden="0" w:name="Light List Accent 5"/>
+    <w:lsdException w:qFormat="1" w:unhideWhenUsed="0" w:uiPriority="62" w:semiHidden="0" w:name="Light Grid Accent 5"/>
+    <w:lsdException w:qFormat="1" w:unhideWhenUsed="0" w:uiPriority="63" w:semiHidden="0" w:name="Medium Shading 1 Accent 5"/>
+    <w:lsdException w:qFormat="1" w:unhideWhenUsed="0" w:uiPriority="64" w:semiHidden="0" w:name="Medium Shading 2 Accent 5"/>
+    <w:lsdException w:qFormat="1" w:unhideWhenUsed="0" w:uiPriority="65" w:semiHidden="0" w:name="Medium List 1 Accent 5"/>
+    <w:lsdException w:qFormat="1" w:unhideWhenUsed="0" w:uiPriority="66" w:semiHidden="0" w:name="Medium List 2 Accent 5"/>
     <w:lsdException w:unhideWhenUsed="0" w:uiPriority="67" w:semiHidden="0" w:name="Medium Grid 1 Accent 5"/>
     <w:lsdException w:unhideWhenUsed="0" w:uiPriority="68" w:semiHidden="0" w:name="Medium Grid 2 Accent 5"/>
     <w:lsdException w:unhideWhenUsed="0" w:uiPriority="69" w:semiHidden="0" w:name="Medium Grid 3 Accent 5"/>
@@ -3110,8 +3599,8 @@
     <w:lsdException w:unhideWhenUsed="0" w:uiPriority="73" w:semiHidden="0" w:name="Colorful Grid Accent 5"/>
     <w:lsdException w:unhideWhenUsed="0" w:uiPriority="60" w:semiHidden="0" w:name="Light Shading Accent 6"/>
     <w:lsdException w:unhideWhenUsed="0" w:uiPriority="61" w:semiHidden="0" w:name="Light List Accent 6"/>
-    <w:lsdException w:unhideWhenUsed="0" w:uiPriority="62" w:semiHidden="0" w:name="Light Grid Accent 6"/>
-    <w:lsdException w:unhideWhenUsed="0" w:uiPriority="63" w:semiHidden="0" w:name="Medium Shading 1 Accent 6"/>
+    <w:lsdException w:qFormat="1" w:unhideWhenUsed="0" w:uiPriority="62" w:semiHidden="0" w:name="Light Grid Accent 6"/>
+    <w:lsdException w:qFormat="1" w:unhideWhenUsed="0" w:uiPriority="63" w:semiHidden="0" w:name="Medium Shading 1 Accent 6"/>
     <w:lsdException w:unhideWhenUsed="0" w:uiPriority="64" w:semiHidden="0" w:name="Medium Shading 2 Accent 6"/>
     <w:lsdException w:unhideWhenUsed="0" w:uiPriority="65" w:semiHidden="0" w:name="Medium List 1 Accent 6"/>
     <w:lsdException w:unhideWhenUsed="0" w:uiPriority="66" w:semiHidden="0" w:name="Medium List 2 Accent 6"/>
@@ -3377,6 +3866,7 @@
     <w:name w:val="Default Paragraph Font"/>
     <w:semiHidden/>
     <w:unhideWhenUsed/>
+    <w:qFormat/>
     <w:uiPriority w:val="1"/>
   </w:style>
   <w:style w:type="table" w:default="1" w:styleId="12">
@@ -3399,6 +3889,7 @@
     <w:basedOn w:val="1"/>
     <w:link w:val="145"/>
     <w:unhideWhenUsed/>
+    <w:qFormat/>
     <w:uiPriority w:val="99"/>
     <w:pPr>
       <w:spacing w:after="120"/>
@@ -3409,6 +3900,7 @@
     <w:basedOn w:val="1"/>
     <w:link w:val="146"/>
     <w:unhideWhenUsed/>
+    <w:qFormat/>
     <w:uiPriority w:val="99"/>
     <w:pPr>
       <w:spacing w:after="120" w:line="480" w:lineRule="auto"/>
@@ -3419,6 +3911,7 @@
     <w:basedOn w:val="1"/>
     <w:link w:val="147"/>
     <w:unhideWhenUsed/>
+    <w:qFormat/>
     <w:uiPriority w:val="99"/>
     <w:pPr>
       <w:spacing w:after="120"/>
@@ -3497,6 +3990,7 @@
     <w:basedOn w:val="11"/>
     <w:semiHidden/>
     <w:unhideWhenUsed/>
+    <w:qFormat/>
     <w:uiPriority w:val="99"/>
     <w:rPr>
       <w:color w:val="0000FF"/>
@@ -3507,6 +4001,7 @@
     <w:name w:val="List"/>
     <w:basedOn w:val="1"/>
     <w:unhideWhenUsed/>
+    <w:qFormat/>
     <w:uiPriority w:val="99"/>
     <w:pPr>
       <w:ind w:left="360" w:hanging="360"/>
@@ -3517,6 +4012,7 @@
     <w:name w:val="List 2"/>
     <w:basedOn w:val="1"/>
     <w:unhideWhenUsed/>
+    <w:qFormat/>
     <w:uiPriority w:val="99"/>
     <w:pPr>
       <w:ind w:left="720" w:hanging="360"/>
@@ -3527,6 +4023,7 @@
     <w:name w:val="List 3"/>
     <w:basedOn w:val="1"/>
     <w:unhideWhenUsed/>
+    <w:qFormat/>
     <w:uiPriority w:val="99"/>
     <w:pPr>
       <w:ind w:left="1080" w:hanging="360"/>
@@ -3537,6 +4034,7 @@
     <w:name w:val="List Bullet"/>
     <w:basedOn w:val="1"/>
     <w:unhideWhenUsed/>
+    <w:qFormat/>
     <w:uiPriority w:val="99"/>
     <w:pPr>
       <w:numPr>
@@ -3576,6 +4074,7 @@
     <w:name w:val="List Continue"/>
     <w:basedOn w:val="1"/>
     <w:unhideWhenUsed/>
+    <w:qFormat/>
     <w:uiPriority w:val="99"/>
     <w:pPr>
       <w:spacing w:after="120"/>
@@ -3622,6 +4121,7 @@
     <w:name w:val="List Number 2"/>
     <w:basedOn w:val="1"/>
     <w:unhideWhenUsed/>
+    <w:qFormat/>
     <w:uiPriority w:val="99"/>
     <w:pPr>
       <w:numPr>
@@ -3750,6 +4250,7 @@
   <w:style w:type="table" w:styleId="38">
     <w:name w:val="Light Shading"/>
     <w:basedOn w:val="12"/>
+    <w:qFormat/>
     <w:uiPriority w:val="60"/>
     <w:pPr>
       <w:spacing w:after="0" w:line="240" w:lineRule="auto"/>
@@ -3849,6 +4350,7 @@
   <w:style w:type="table" w:styleId="39">
     <w:name w:val="Light Shading Accent 1"/>
     <w:basedOn w:val="12"/>
+    <w:qFormat/>
     <w:uiPriority w:val="60"/>
     <w:pPr>
       <w:spacing w:after="0" w:line="240" w:lineRule="auto"/>
@@ -4047,6 +4549,7 @@
   <w:style w:type="table" w:styleId="41">
     <w:name w:val="Light Shading Accent 3"/>
     <w:basedOn w:val="12"/>
+    <w:qFormat/>
     <w:uiPriority w:val="60"/>
     <w:pPr>
       <w:spacing w:after="0" w:line="240" w:lineRule="auto"/>
@@ -4146,6 +4649,7 @@
   <w:style w:type="table" w:styleId="42">
     <w:name w:val="Light Shading Accent 4"/>
     <w:basedOn w:val="12"/>
+    <w:qFormat/>
     <w:uiPriority w:val="60"/>
     <w:pPr>
       <w:spacing w:after="0" w:line="240" w:lineRule="auto"/>
@@ -4536,6 +5040,7 @@
   <w:style w:type="table" w:styleId="46">
     <w:name w:val="Light List Accent 1"/>
     <w:basedOn w:val="12"/>
+    <w:qFormat/>
     <w:uiPriority w:val="61"/>
     <w:pPr>
       <w:spacing w:after="0" w:line="240" w:lineRule="auto"/>
@@ -4722,6 +5227,7 @@
   <w:style w:type="table" w:styleId="48">
     <w:name w:val="Light List Accent 3"/>
     <w:basedOn w:val="12"/>
+    <w:qFormat/>
     <w:uiPriority w:val="61"/>
     <w:pPr>
       <w:spacing w:after="0" w:line="240" w:lineRule="auto"/>
@@ -4815,6 +5321,7 @@
   <w:style w:type="table" w:styleId="49">
     <w:name w:val="Light List Accent 4"/>
     <w:basedOn w:val="12"/>
+    <w:qFormat/>
     <w:uiPriority w:val="61"/>
     <w:pPr>
       <w:spacing w:after="0" w:line="240" w:lineRule="auto"/>
@@ -4908,6 +5415,7 @@
   <w:style w:type="table" w:styleId="50">
     <w:name w:val="Light List Accent 5"/>
     <w:basedOn w:val="12"/>
+    <w:qFormat/>
     <w:uiPriority w:val="61"/>
     <w:pPr>
       <w:spacing w:after="0" w:line="240" w:lineRule="auto"/>
@@ -5220,6 +5728,7 @@
   <w:style w:type="table" w:styleId="53">
     <w:name w:val="Light Grid Accent 1"/>
     <w:basedOn w:val="12"/>
+    <w:qFormat/>
     <w:uiPriority w:val="62"/>
     <w:pPr>
       <w:spacing w:after="0" w:line="240" w:lineRule="auto"/>
@@ -5346,6 +5855,7 @@
   <w:style w:type="table" w:styleId="54">
     <w:name w:val="Light Grid Accent 2"/>
     <w:basedOn w:val="12"/>
+    <w:qFormat/>
     <w:uiPriority w:val="62"/>
     <w:pPr>
       <w:spacing w:after="0" w:line="240" w:lineRule="auto"/>
@@ -5472,6 +5982,7 @@
   <w:style w:type="table" w:styleId="55">
     <w:name w:val="Light Grid Accent 3"/>
     <w:basedOn w:val="12"/>
+    <w:qFormat/>
     <w:uiPriority w:val="62"/>
     <w:pPr>
       <w:spacing w:after="0" w:line="240" w:lineRule="auto"/>
@@ -5724,6 +6235,7 @@
   <w:style w:type="table" w:styleId="57">
     <w:name w:val="Light Grid Accent 5"/>
     <w:basedOn w:val="12"/>
+    <w:qFormat/>
     <w:uiPriority w:val="62"/>
     <w:pPr>
       <w:spacing w:after="0" w:line="240" w:lineRule="auto"/>
@@ -5850,6 +6362,7 @@
   <w:style w:type="table" w:styleId="58">
     <w:name w:val="Light Grid Accent 6"/>
     <w:basedOn w:val="12"/>
+    <w:qFormat/>
     <w:uiPriority w:val="62"/>
     <w:pPr>
       <w:spacing w:after="0" w:line="240" w:lineRule="auto"/>
@@ -5976,6 +6489,7 @@
   <w:style w:type="table" w:styleId="59">
     <w:name w:val="Medium Shading 1"/>
     <w:basedOn w:val="12"/>
+    <w:qFormat/>
     <w:uiPriority w:val="63"/>
     <w:pPr>
       <w:spacing w:after="0" w:line="240" w:lineRule="auto"/>
@@ -6083,6 +6597,7 @@
   <w:style w:type="table" w:styleId="60">
     <w:name w:val="Medium Shading 1 Accent 1"/>
     <w:basedOn w:val="12"/>
+    <w:qFormat/>
     <w:uiPriority w:val="63"/>
     <w:pPr>
       <w:spacing w:after="0" w:line="240" w:lineRule="auto"/>
@@ -6190,6 +6705,7 @@
   <w:style w:type="table" w:styleId="61">
     <w:name w:val="Medium Shading 1 Accent 2"/>
     <w:basedOn w:val="12"/>
+    <w:qFormat/>
     <w:uiPriority w:val="63"/>
     <w:pPr>
       <w:spacing w:after="0" w:line="240" w:lineRule="auto"/>
@@ -6297,6 +6813,7 @@
   <w:style w:type="table" w:styleId="62">
     <w:name w:val="Medium Shading 1 Accent 3"/>
     <w:basedOn w:val="12"/>
+    <w:qFormat/>
     <w:uiPriority w:val="63"/>
     <w:pPr>
       <w:spacing w:after="0" w:line="240" w:lineRule="auto"/>
@@ -6404,6 +6921,7 @@
   <w:style w:type="table" w:styleId="63">
     <w:name w:val="Medium Shading 1 Accent 4"/>
     <w:basedOn w:val="12"/>
+    <w:qFormat/>
     <w:uiPriority w:val="63"/>
     <w:pPr>
       <w:spacing w:after="0" w:line="240" w:lineRule="auto"/>
@@ -6511,6 +7029,7 @@
   <w:style w:type="table" w:styleId="64">
     <w:name w:val="Medium Shading 1 Accent 5"/>
     <w:basedOn w:val="12"/>
+    <w:qFormat/>
     <w:uiPriority w:val="63"/>
     <w:pPr>
       <w:spacing w:after="0" w:line="240" w:lineRule="auto"/>
@@ -6618,6 +7137,7 @@
   <w:style w:type="table" w:styleId="65">
     <w:name w:val="Medium Shading 1 Accent 6"/>
     <w:basedOn w:val="12"/>
+    <w:qFormat/>
     <w:uiPriority w:val="63"/>
     <w:pPr>
       <w:spacing w:after="0" w:line="240" w:lineRule="auto"/>
@@ -7220,6 +7740,7 @@
   <w:style w:type="table" w:styleId="69">
     <w:name w:val="Medium Shading 2 Accent 3"/>
     <w:basedOn w:val="12"/>
+    <w:qFormat/>
     <w:uiPriority w:val="64"/>
     <w:pPr>
       <w:spacing w:after="0" w:line="240" w:lineRule="auto"/>
@@ -7550,6 +8071,7 @@
   <w:style w:type="table" w:styleId="71">
     <w:name w:val="Medium Shading 2 Accent 5"/>
     <w:basedOn w:val="12"/>
+    <w:qFormat/>
     <w:uiPriority w:val="64"/>
     <w:pPr>
       <w:spacing w:after="0" w:line="240" w:lineRule="auto"/>
@@ -7880,6 +8402,7 @@
   <w:style w:type="table" w:styleId="73">
     <w:name w:val="Medium List 1"/>
     <w:basedOn w:val="12"/>
+    <w:qFormat/>
     <w:uiPriority w:val="65"/>
     <w:pPr>
       <w:spacing w:after="0" w:line="240" w:lineRule="auto"/>
@@ -7970,6 +8493,7 @@
   <w:style w:type="table" w:styleId="74">
     <w:name w:val="Medium List 1 Accent 1"/>
     <w:basedOn w:val="12"/>
+    <w:qFormat/>
     <w:uiPriority w:val="65"/>
     <w:pPr>
       <w:spacing w:after="0" w:line="240" w:lineRule="auto"/>
@@ -8060,6 +8584,7 @@
   <w:style w:type="table" w:styleId="75">
     <w:name w:val="Medium List 1 Accent 2"/>
     <w:basedOn w:val="12"/>
+    <w:qFormat/>
     <w:uiPriority w:val="65"/>
     <w:pPr>
       <w:spacing w:after="0" w:line="240" w:lineRule="auto"/>
@@ -8330,6 +8855,7 @@
   <w:style w:type="table" w:styleId="78">
     <w:name w:val="Medium List 1 Accent 5"/>
     <w:basedOn w:val="12"/>
+    <w:qFormat/>
     <w:uiPriority w:val="65"/>
     <w:pPr>
       <w:spacing w:after="0" w:line="240" w:lineRule="auto"/>
@@ -8510,6 +9036,7 @@
   <w:style w:type="table" w:styleId="80">
     <w:name w:val="Medium List 2"/>
     <w:basedOn w:val="12"/>
+    <w:qFormat/>
     <w:uiPriority w:val="66"/>
     <w:pPr>
       <w:spacing w:after="0" w:line="240" w:lineRule="auto"/>
@@ -9155,6 +9682,7 @@
   <w:style w:type="table" w:styleId="85">
     <w:name w:val="Medium List 2 Accent 5"/>
     <w:basedOn w:val="12"/>
+    <w:qFormat/>
     <w:uiPriority w:val="66"/>
     <w:pPr>
       <w:spacing w:after="0" w:line="240" w:lineRule="auto"/>
@@ -9413,6 +9941,7 @@
   <w:style w:type="table" w:styleId="87">
     <w:name w:val="Medium Grid 1"/>
     <w:basedOn w:val="12"/>
+    <w:qFormat/>
     <w:uiPriority w:val="67"/>
     <w:pPr>
       <w:spacing w:after="0" w:line="240" w:lineRule="auto"/>
@@ -9482,6 +10011,7 @@
   <w:style w:type="table" w:styleId="88">
     <w:name w:val="Medium Grid 1 Accent 1"/>
     <w:basedOn w:val="12"/>
+    <w:qFormat/>
     <w:uiPriority w:val="67"/>
     <w:pPr>
       <w:spacing w:after="0" w:line="240" w:lineRule="auto"/>
